--- a/tillsyn/A 15347-2023 tillsynsbegäran.docx
+++ b/tillsyn/A 15347-2023 tillsynsbegäran.docx
@@ -1002,7 +1002,7 @@
     <w:r>
       <w:tab/>
       <w:tab/>
-      <w:t>2025-08-18</w:t>
+      <w:t>2025-08-19</w:t>
       <w:br/>
       <w:br/>
     </w:r>

--- a/tillsyn/A 15347-2023 tillsynsbegäran.docx
+++ b/tillsyn/A 15347-2023 tillsynsbegäran.docx
@@ -35,7 +35,7 @@
     </w:p>
     <w:p>
       <w:r>
-        <w:t>I avverkningsanmälan har följande 15 naturvårdsarter hittats: knärot (VU, §8), rynkskinn (VU), doftskinn (NT), gammelgransskål (NT), garnlav (NT), granticka (NT), Leptoporus mollis (NT), spillkråka (NT, §4), talltita (NT, §4), tretåig hackspett (NT, §4), ullticka (NT), dropptaggsvamp (S), grönpyrola (S), vedticka (S) och kungsfågel (§4). Av dessa är 11 rödlistade. För rödlistade arter har rödlistekategorin angivits inom parentes. Arter som är signalarter enligt Skogsstyrelsen har markerats med (S). För fridlysta arter anges även paragrafen i Artskyddsförordningen som arten är fridlyst enligt.</w:t>
+        <w:t>I avverkningsanmälan har följande 16 naturvårdsarter hittats: knärot (VU, §8), rynkskinn (VU), sprickporing (VU), doftskinn (NT), gammelgransskål (NT), garnlav (NT), granticka (NT), Leptoporus mollis (NT), spillkråka (NT, §4), talltita (NT, §4), tretåig hackspett (NT, §4), ullticka (NT), dropptaggsvamp (S), grönpyrola (S), vedticka (S) och kungsfågel (§4). Av dessa är 12 rödlistade. För rödlistade arter har rödlistekategorin angivits inom parentes. Arter som är signalarter enligt Skogsstyrelsen har markerats med (S). För fridlysta arter anges även paragrafen i Artskyddsförordningen som arten är fridlyst enligt.</w:t>
       </w:r>
     </w:p>
     <w:p>
@@ -188,6 +188,17 @@
         <w:rPr>
           <w:b/>
         </w:rPr>
+        <w:t>Sprickporing (VU)</w:t>
+      </w:r>
+      <w:r>
+        <w:t>, rödlistad som sårbar, är en sällsynt art som växer på senvuxen gran i lågproduktiva miljöer, ett substrat som nybildas i mycket liten skala i modern produktionsskog. Arten bedöms ha minskat kraftigt, med mer än 30 % över de senaste 20 åren, huvudsakligen på grund av slutavverkningar. I bestånd där arten förekommer måste skogsbruk undvikas. Fler av artens lokaler bör skyddas (SLU Artdatabanken, 2024).</w:t>
+      </w:r>
+    </w:p>
+    <w:p>
+      <w:r>
+        <w:rPr>
+          <w:b/>
+        </w:rPr>
         <w:t>Ullticka (NT)</w:t>
       </w:r>
       <w:r>
@@ -1002,7 +1013,7 @@
     <w:r>
       <w:tab/>
       <w:tab/>
-      <w:t>2025-08-19</w:t>
+      <w:t>2025-08-20</w:t>
       <w:br/>
       <w:br/>
     </w:r>

--- a/tillsyn/A 15347-2023 tillsynsbegäran.docx
+++ b/tillsyn/A 15347-2023 tillsynsbegäran.docx
@@ -1013,7 +1013,7 @@
     <w:r>
       <w:tab/>
       <w:tab/>
-      <w:t>2025-08-20</w:t>
+      <w:t>2025-08-21</w:t>
       <w:br/>
       <w:br/>
     </w:r>

--- a/tillsyn/A 15347-2023 tillsynsbegäran.docx
+++ b/tillsyn/A 15347-2023 tillsynsbegäran.docx
@@ -1013,7 +1013,7 @@
     <w:r>
       <w:tab/>
       <w:tab/>
-      <w:t>2025-08-21</w:t>
+      <w:t>2025-08-22</w:t>
       <w:br/>
       <w:br/>
     </w:r>

--- a/tillsyn/A 15347-2023 tillsynsbegäran.docx
+++ b/tillsyn/A 15347-2023 tillsynsbegäran.docx
@@ -1013,7 +1013,7 @@
     <w:r>
       <w:tab/>
       <w:tab/>
-      <w:t>2025-08-22</w:t>
+      <w:t>2025-08-23</w:t>
       <w:br/>
       <w:br/>
     </w:r>

--- a/tillsyn/A 15347-2023 tillsynsbegäran.docx
+++ b/tillsyn/A 15347-2023 tillsynsbegäran.docx
@@ -1013,7 +1013,7 @@
     <w:r>
       <w:tab/>
       <w:tab/>
-      <w:t>2025-08-23</w:t>
+      <w:t>2025-08-24</w:t>
       <w:br/>
       <w:br/>
     </w:r>

--- a/tillsyn/A 15347-2023 tillsynsbegäran.docx
+++ b/tillsyn/A 15347-2023 tillsynsbegäran.docx
@@ -1013,7 +1013,7 @@
     <w:r>
       <w:tab/>
       <w:tab/>
-      <w:t>2025-08-24</w:t>
+      <w:t>2025-08-25</w:t>
       <w:br/>
       <w:br/>
     </w:r>

--- a/tillsyn/A 15347-2023 tillsynsbegäran.docx
+++ b/tillsyn/A 15347-2023 tillsynsbegäran.docx
@@ -1013,7 +1013,7 @@
     <w:r>
       <w:tab/>
       <w:tab/>
-      <w:t>2025-08-25</w:t>
+      <w:t>2025-08-26</w:t>
       <w:br/>
       <w:br/>
     </w:r>

--- a/tillsyn/A 15347-2023 tillsynsbegäran.docx
+++ b/tillsyn/A 15347-2023 tillsynsbegäran.docx
@@ -1013,7 +1013,7 @@
     <w:r>
       <w:tab/>
       <w:tab/>
-      <w:t>2025-08-26</w:t>
+      <w:t>2025-08-30</w:t>
       <w:br/>
       <w:br/>
     </w:r>

--- a/tillsyn/A 15347-2023 tillsynsbegäran.docx
+++ b/tillsyn/A 15347-2023 tillsynsbegäran.docx
@@ -1013,7 +1013,7 @@
     <w:r>
       <w:tab/>
       <w:tab/>
-      <w:t>2025-08-30</w:t>
+      <w:t>2025-08-31</w:t>
       <w:br/>
       <w:br/>
     </w:r>

--- a/tillsyn/A 15347-2023 tillsynsbegäran.docx
+++ b/tillsyn/A 15347-2023 tillsynsbegäran.docx
@@ -1013,7 +1013,7 @@
     <w:r>
       <w:tab/>
       <w:tab/>
-      <w:t>2025-08-31</w:t>
+      <w:t>2025-09-01</w:t>
       <w:br/>
       <w:br/>
     </w:r>

--- a/tillsyn/A 15347-2023 tillsynsbegäran.docx
+++ b/tillsyn/A 15347-2023 tillsynsbegäran.docx
@@ -1013,7 +1013,7 @@
     <w:r>
       <w:tab/>
       <w:tab/>
-      <w:t>2025-09-01</w:t>
+      <w:t>2025-09-04</w:t>
       <w:br/>
       <w:br/>
     </w:r>

--- a/tillsyn/A 15347-2023 tillsynsbegäran.docx
+++ b/tillsyn/A 15347-2023 tillsynsbegäran.docx
@@ -1013,7 +1013,7 @@
     <w:r>
       <w:tab/>
       <w:tab/>
-      <w:t>2025-09-04</w:t>
+      <w:t>2025-09-05</w:t>
       <w:br/>
       <w:br/>
     </w:r>

--- a/tillsyn/A 15347-2023 tillsynsbegäran.docx
+++ b/tillsyn/A 15347-2023 tillsynsbegäran.docx
@@ -1013,7 +1013,7 @@
     <w:r>
       <w:tab/>
       <w:tab/>
-      <w:t>2025-09-05</w:t>
+      <w:t>2025-09-07</w:t>
       <w:br/>
       <w:br/>
     </w:r>

--- a/tillsyn/A 15347-2023 tillsynsbegäran.docx
+++ b/tillsyn/A 15347-2023 tillsynsbegäran.docx
@@ -1013,7 +1013,7 @@
     <w:r>
       <w:tab/>
       <w:tab/>
-      <w:t>2025-09-07</w:t>
+      <w:t>2025-09-08</w:t>
       <w:br/>
       <w:br/>
     </w:r>

--- a/tillsyn/A 15347-2023 tillsynsbegäran.docx
+++ b/tillsyn/A 15347-2023 tillsynsbegäran.docx
@@ -1013,7 +1013,7 @@
     <w:r>
       <w:tab/>
       <w:tab/>
-      <w:t>2025-09-08</w:t>
+      <w:t>2025-09-10</w:t>
       <w:br/>
       <w:br/>
     </w:r>

--- a/tillsyn/A 15347-2023 tillsynsbegäran.docx
+++ b/tillsyn/A 15347-2023 tillsynsbegäran.docx
@@ -1013,7 +1013,7 @@
     <w:r>
       <w:tab/>
       <w:tab/>
-      <w:t>2025-09-10</w:t>
+      <w:t>2025-09-11</w:t>
       <w:br/>
       <w:br/>
     </w:r>

--- a/tillsyn/A 15347-2023 tillsynsbegäran.docx
+++ b/tillsyn/A 15347-2023 tillsynsbegäran.docx
@@ -1013,7 +1013,7 @@
     <w:r>
       <w:tab/>
       <w:tab/>
-      <w:t>2025-09-11</w:t>
+      <w:t>2025-09-12</w:t>
       <w:br/>
       <w:br/>
     </w:r>

--- a/tillsyn/A 15347-2023 tillsynsbegäran.docx
+++ b/tillsyn/A 15347-2023 tillsynsbegäran.docx
@@ -1013,7 +1013,7 @@
     <w:r>
       <w:tab/>
       <w:tab/>
-      <w:t>2025-09-12</w:t>
+      <w:t>2025-09-13</w:t>
       <w:br/>
       <w:br/>
     </w:r>

--- a/tillsyn/A 15347-2023 tillsynsbegäran.docx
+++ b/tillsyn/A 15347-2023 tillsynsbegäran.docx
@@ -1013,7 +1013,7 @@
     <w:r>
       <w:tab/>
       <w:tab/>
-      <w:t>2025-09-13</w:t>
+      <w:t>2025-09-14</w:t>
       <w:br/>
       <w:br/>
     </w:r>

--- a/tillsyn/A 15347-2023 tillsynsbegäran.docx
+++ b/tillsyn/A 15347-2023 tillsynsbegäran.docx
@@ -258,7 +258,25 @@
         <w:t>Knärot (VU, §8)</w:t>
       </w:r>
       <w:r>
-        <w:t xml:space="preserve"> är rödlistad som sårbar och fridlyst enligt 8§ artskyddsförordningen. En nyligen genomförd analys av 79 floraväktarlokaler indikerar att det behövs någonstans mellan 100 och 150 meters skyddszon för att en knärotspopulation inte ska dö ut på lång sikt (Sebestyén &amp; Sundberg, 2025). Detta ligger väl i linje med tidigare genomförda studier som visar att det krävs väl tilltagna buffertzoner för att knäroten inte ska ta skada av skogsbruksåtgärder i intilliggande skog (Johnson, 2014; Koelmeijer m.fl., 2022; Skogsstyrelsen, 2022). Arten är även känslig för gallring vilket framgår av Skogsstyrelsens egen vägledning för hänsyn till knärot (Skogsstyrelsen, 2022). För rika förekomster av knärot är reservatsbildning eller biotopskydd lämpliga åtgärder för att skydda den (SLU Artdatabanken, 2024).</w:t>
+        <w:t xml:space="preserve"> är rödlistad som sårbar och fridlyst enligt 8§ artskyddsförordningen. En nyligen genomförd analys av 79 floraväktarlokaler indikerar att det behövs någonstans mellan 100 och 150 meters skyddszon för att en knärotspopulation inte ska dö ut på lång sikt (Sebestyén &amp; Sundberg, 2025). Detta ligger väl i linje med tidigare genomförda studier som visar att det krävs väl tilltagna buffertzoner för att knäroten inte ska ta skada av skogsbruksåtgärder i intilliggande skog (Johnson, 2014; Koelmeijer m.fl., 2022; Skogsstyrelsen, 2022). Arten är även känslig för gallring vilket framgår av Skogsstyrelsens egen vägledning för hänsyn till knärot (Skogsstyrelsen, 2022). För rika förekomster av knärot är reservatsbildning eller biotopskydd lämpliga åtgärder för att skydda den. På knärot kan den sällsynta rostsvampen </w:t>
+      </w:r>
+      <w:r>
+        <w:rPr>
+          <w:i/>
+        </w:rPr>
+        <w:t>Pucciniastrum goodyerae</w:t>
+      </w:r>
+      <w:r>
+        <w:t xml:space="preserve"> påträffas. </w:t>
+      </w:r>
+      <w:r>
+        <w:rPr>
+          <w:i/>
+        </w:rPr>
+        <w:t>Pucciniastrum goodyerae</w:t>
+      </w:r>
+      <w:r>
+        <w:t xml:space="preserve"> är klassad som NE (ej bedömd) i rödlistan(SLU Artdatabanken, 2024).</w:t>
       </w:r>
     </w:p>
     <w:p>
@@ -1013,7 +1031,7 @@
     <w:r>
       <w:tab/>
       <w:tab/>
-      <w:t>2025-09-14</w:t>
+      <w:t>2025-09-15</w:t>
       <w:br/>
       <w:br/>
     </w:r>

--- a/tillsyn/A 15347-2023 tillsynsbegäran.docx
+++ b/tillsyn/A 15347-2023 tillsynsbegäran.docx
@@ -1031,7 +1031,7 @@
     <w:r>
       <w:tab/>
       <w:tab/>
-      <w:t>2025-09-15</w:t>
+      <w:t>2025-09-16</w:t>
       <w:br/>
       <w:br/>
     </w:r>

--- a/tillsyn/A 15347-2023 tillsynsbegäran.docx
+++ b/tillsyn/A 15347-2023 tillsynsbegäran.docx
@@ -1031,7 +1031,7 @@
     <w:r>
       <w:tab/>
       <w:tab/>
-      <w:t>2025-09-16</w:t>
+      <w:t>2025-09-17</w:t>
       <w:br/>
       <w:br/>
     </w:r>

--- a/tillsyn/A 15347-2023 tillsynsbegäran.docx
+++ b/tillsyn/A 15347-2023 tillsynsbegäran.docx
@@ -1031,7 +1031,7 @@
     <w:r>
       <w:tab/>
       <w:tab/>
-      <w:t>2025-09-17</w:t>
+      <w:t>2025-09-18</w:t>
       <w:br/>
       <w:br/>
     </w:r>

--- a/tillsyn/A 15347-2023 tillsynsbegäran.docx
+++ b/tillsyn/A 15347-2023 tillsynsbegäran.docx
@@ -1031,7 +1031,7 @@
     <w:r>
       <w:tab/>
       <w:tab/>
-      <w:t>2025-09-18</w:t>
+      <w:t>2025-09-22</w:t>
       <w:br/>
       <w:br/>
     </w:r>

--- a/tillsyn/A 15347-2023 tillsynsbegäran.docx
+++ b/tillsyn/A 15347-2023 tillsynsbegäran.docx
@@ -1031,7 +1031,7 @@
     <w:r>
       <w:tab/>
       <w:tab/>
-      <w:t>2025-09-22</w:t>
+      <w:t>2025-09-23</w:t>
       <w:br/>
       <w:br/>
     </w:r>

--- a/tillsyn/A 15347-2023 tillsynsbegäran.docx
+++ b/tillsyn/A 15347-2023 tillsynsbegäran.docx
@@ -1031,7 +1031,7 @@
     <w:r>
       <w:tab/>
       <w:tab/>
-      <w:t>2025-09-23</w:t>
+      <w:t>2025-09-24</w:t>
       <w:br/>
       <w:br/>
     </w:r>

--- a/tillsyn/A 15347-2023 tillsynsbegäran.docx
+++ b/tillsyn/A 15347-2023 tillsynsbegäran.docx
@@ -1031,7 +1031,7 @@
     <w:r>
       <w:tab/>
       <w:tab/>
-      <w:t>2025-09-24</w:t>
+      <w:t>2025-09-25</w:t>
       <w:br/>
       <w:br/>
     </w:r>

--- a/tillsyn/A 15347-2023 tillsynsbegäran.docx
+++ b/tillsyn/A 15347-2023 tillsynsbegäran.docx
@@ -1031,7 +1031,7 @@
     <w:r>
       <w:tab/>
       <w:tab/>
-      <w:t>2025-09-25</w:t>
+      <w:t>2025-09-26</w:t>
       <w:br/>
       <w:br/>
     </w:r>

--- a/tillsyn/A 15347-2023 tillsynsbegäran.docx
+++ b/tillsyn/A 15347-2023 tillsynsbegäran.docx
@@ -1031,7 +1031,7 @@
     <w:r>
       <w:tab/>
       <w:tab/>
-      <w:t>2025-09-26</w:t>
+      <w:t>2025-09-27</w:t>
       <w:br/>
       <w:br/>
     </w:r>

--- a/tillsyn/A 15347-2023 tillsynsbegäran.docx
+++ b/tillsyn/A 15347-2023 tillsynsbegäran.docx
@@ -1031,7 +1031,7 @@
     <w:r>
       <w:tab/>
       <w:tab/>
-      <w:t>2025-09-27</w:t>
+      <w:t>2025-09-28</w:t>
       <w:br/>
       <w:br/>
     </w:r>

--- a/tillsyn/A 15347-2023 tillsynsbegäran.docx
+++ b/tillsyn/A 15347-2023 tillsynsbegäran.docx
@@ -1031,7 +1031,7 @@
     <w:r>
       <w:tab/>
       <w:tab/>
-      <w:t>2025-09-28</w:t>
+      <w:t>2025-09-29</w:t>
       <w:br/>
       <w:br/>
     </w:r>

--- a/tillsyn/A 15347-2023 tillsynsbegäran.docx
+++ b/tillsyn/A 15347-2023 tillsynsbegäran.docx
@@ -1031,7 +1031,7 @@
     <w:r>
       <w:tab/>
       <w:tab/>
-      <w:t>2025-09-29</w:t>
+      <w:t>2025-09-30</w:t>
       <w:br/>
       <w:br/>
     </w:r>
